--- a/docs/deliverables/README_Entregaveis.docx
+++ b/docs/deliverables/README_Entregaveis.docx
@@ -10,7 +10,7 @@
         <w:rPr>
           <w:color w:val="003478"/>
         </w:rPr>
-        <w:t>Entregáveis — FordIQ — Inteligência Competitiva + Retenção VIN Share</w:t>
+        <w:t>Entregáveis — Faro AI — Inteligência Competitiva + Retenção VIN Share</w:t>
       </w:r>
     </w:p>
     <w:p>
@@ -202,7 +202,7 @@
               <w:rPr>
                 <w:sz w:val="20"/>
               </w:rPr>
-              <w:t>Business Model Canvas do projeto FordIQ, cobrindo proposta de valor, parcerias, recursos, canais e custos.</w:t>
+              <w:t>Business Model Canvas do projeto Faro AI, cobrindo proposta de valor, parcerias, recursos, canais e custos.</w:t>
             </w:r>
           </w:p>
         </w:tc>
@@ -247,7 +247,7 @@
                 <w:rFonts w:ascii="Consolas" w:hAnsi="Consolas"/>
                 <w:sz w:val="20"/>
               </w:rPr>
-              <w:t>FordIQ_Architecture.archimate</w:t>
+              <w:t>FaroAI_Architecture.archimate</w:t>
             </w:r>
           </w:p>
         </w:tc>
@@ -421,7 +421,7 @@
         <w:rPr>
           <w:sz w:val="21"/>
         </w:rPr>
-        <w:t>Veja Business_Canvas.docx, Quadro_de_Valor.docx, FordIQ_Architecture.archimate. Métricas de negócio + qualidade em todas promessas.</w:t>
+        <w:t>Veja Business_Canvas.docx, Quadro_de_Valor.docx, FaroAI_Architecture.archimate. Métricas de negócio + qualidade em todas promessas.</w:t>
       </w:r>
     </w:p>
     <w:p>
